--- a/landing/src/content/docs/troubleshooting/marketplace-mcp.md.docx
+++ b/landing/src/content/docs/troubleshooting/marketplace-mcp.md.docx
@@ -85,6 +85,7 @@
           <w:numId w:val="1"/>
         </w:numPr>
         <w:ind w:left="720" w:hanging="360"/>
+        <w:rPr/>
       </w:pPr>
       <w:r>
         <w:rPr>
@@ -100,6 +101,7 @@
           <w:numId w:val="1"/>
         </w:numPr>
         <w:ind w:left="720" w:hanging="360"/>
+        <w:rPr/>
       </w:pPr>
       <w:r>
         <w:rPr>
@@ -115,6 +117,7 @@
           <w:numId w:val="1"/>
         </w:numPr>
         <w:ind w:left="720" w:hanging="360"/>
+        <w:rPr/>
       </w:pPr>
       <w:r>
         <w:rPr>
@@ -130,6 +133,7 @@
           <w:numId w:val="1"/>
         </w:numPr>
         <w:ind w:left="720" w:hanging="360"/>
+        <w:rPr/>
       </w:pPr>
       <w:r>
         <w:rPr>
@@ -145,6 +149,7 @@
           <w:numId w:val="1"/>
         </w:numPr>
         <w:ind w:left="720" w:hanging="360"/>
+        <w:rPr/>
       </w:pPr>
       <w:r>
         <w:rPr>
@@ -160,6 +165,7 @@
           <w:numId w:val="1"/>
         </w:numPr>
         <w:ind w:left="720" w:hanging="360"/>
+        <w:rPr/>
       </w:pPr>
       <w:r>
         <w:rPr>
@@ -175,6 +181,7 @@
           <w:numId w:val="1"/>
         </w:numPr>
         <w:ind w:left="720" w:hanging="360"/>
+        <w:rPr/>
       </w:pPr>
       <w:r>
         <w:rPr>
@@ -228,7 +235,7 @@
         <w:pStyle w:val="Heading2"/>
         <w:rPr/>
       </w:pPr>
-      <w:bookmarkStart w:colFirst="0" w:colLast="0" w:name="_4ozgf1b6v91w" w:id="0"/>
+      <w:bookmarkStart w:colFirst="0" w:colLast="0" w:name="_ycfjf3gthn95" w:id="0"/>
       <w:bookmarkEnd w:id="0"/>
       <w:r>
         <w:rPr>
@@ -304,7 +311,7 @@
         <w:pStyle w:val="Heading2"/>
         <w:rPr/>
       </w:pPr>
-      <w:bookmarkStart w:colFirst="0" w:colLast="0" w:name="_4d7fgwrqvn9" w:id="1"/>
+      <w:bookmarkStart w:colFirst="0" w:colLast="0" w:name="_scwfmdx6ozqi" w:id="1"/>
       <w:bookmarkEnd w:id="1"/>
       <w:r>
         <w:rPr>
@@ -320,6 +327,7 @@
           <w:numId w:val="3"/>
         </w:numPr>
         <w:ind w:left="720" w:hanging="360"/>
+        <w:rPr/>
       </w:pPr>
       <w:r>
         <w:rPr>
@@ -335,6 +343,7 @@
           <w:numId w:val="3"/>
         </w:numPr>
         <w:ind w:left="720" w:hanging="360"/>
+        <w:rPr/>
       </w:pPr>
       <w:r>
         <w:rPr>
@@ -350,6 +359,7 @@
           <w:numId w:val="3"/>
         </w:numPr>
         <w:ind w:left="720" w:hanging="360"/>
+        <w:rPr/>
       </w:pPr>
       <w:r>
         <w:rPr>
@@ -365,6 +375,7 @@
           <w:numId w:val="3"/>
         </w:numPr>
         <w:ind w:left="720" w:hanging="360"/>
+        <w:rPr/>
       </w:pPr>
       <w:r>
         <w:rPr>
@@ -380,6 +391,7 @@
           <w:numId w:val="3"/>
         </w:numPr>
         <w:ind w:left="720" w:hanging="360"/>
+        <w:rPr/>
       </w:pPr>
       <w:r>
         <w:rPr>
@@ -429,7 +441,7 @@
         <w:pStyle w:val="Heading2"/>
         <w:rPr/>
       </w:pPr>
-      <w:bookmarkStart w:colFirst="0" w:colLast="0" w:name="_wlxj2z9q1ly1" w:id="2"/>
+      <w:bookmarkStart w:colFirst="0" w:colLast="0" w:name="_4lt087gwqgw1" w:id="2"/>
       <w:bookmarkEnd w:id="2"/>
       <w:r>
         <w:rPr>
@@ -481,6 +493,7 @@
           <w:numId w:val="2"/>
         </w:numPr>
         <w:ind w:left="720" w:hanging="360"/>
+        <w:rPr/>
       </w:pPr>
       <w:r>
         <w:rPr>
@@ -496,6 +509,7 @@
           <w:numId w:val="2"/>
         </w:numPr>
         <w:ind w:left="720" w:hanging="360"/>
+        <w:rPr/>
       </w:pPr>
       <w:r>
         <w:rPr>
@@ -511,6 +525,7 @@
           <w:numId w:val="2"/>
         </w:numPr>
         <w:ind w:left="720" w:hanging="360"/>
+        <w:rPr/>
       </w:pPr>
       <w:r>
         <w:rPr>
@@ -526,6 +541,7 @@
           <w:numId w:val="2"/>
         </w:numPr>
         <w:ind w:left="720" w:hanging="360"/>
+        <w:rPr/>
       </w:pPr>
       <w:r>
         <w:rPr>
@@ -541,6 +557,7 @@
           <w:numId w:val="2"/>
         </w:numPr>
         <w:ind w:left="720" w:hanging="360"/>
+        <w:rPr/>
       </w:pPr>
       <w:r>
         <w:rPr>
@@ -590,7 +607,7 @@
         <w:pStyle w:val="Heading2"/>
         <w:rPr/>
       </w:pPr>
-      <w:bookmarkStart w:colFirst="0" w:colLast="0" w:name="_r2p5qhw6o6g" w:id="3"/>
+      <w:bookmarkStart w:colFirst="0" w:colLast="0" w:name="_ably2z5gv9h9" w:id="3"/>
       <w:bookmarkEnd w:id="3"/>
       <w:r>
         <w:rPr>
@@ -615,7 +632,7 @@
         <w:pStyle w:val="Heading2"/>
         <w:rPr/>
       </w:pPr>
-      <w:bookmarkStart w:colFirst="0" w:colLast="0" w:name="_tsa3c27mk63q" w:id="4"/>
+      <w:bookmarkStart w:colFirst="0" w:colLast="0" w:name="_zh3v6g19nj8s" w:id="4"/>
       <w:bookmarkEnd w:id="4"/>
       <w:r>
         <w:rPr>
@@ -690,7 +707,7 @@
         <w:pStyle w:val="Heading2"/>
         <w:rPr/>
       </w:pPr>
-      <w:bookmarkStart w:colFirst="0" w:colLast="0" w:name="_n69ldfv7pkgy" w:id="5"/>
+      <w:bookmarkStart w:colFirst="0" w:colLast="0" w:name="_ppwoxkmj2o65" w:id="5"/>
       <w:bookmarkEnd w:id="5"/>
       <w:r>
         <w:rPr>
